--- a/PRP申請書類 自動転記ツール/99_data/テンプレート/2種関節系PRP/9 特定細胞加工物標準書（2種）2026.docx
+++ b/PRP申請書類 自動転記ツール/99_data/テンプレート/2種関節系PRP/9 特定細胞加工物標準書（2種）2026.docx
@@ -136,7 +136,7 @@
                 <w:rFonts w:ascii="Times New Roman" w:hAnsi="Times New Roman" w:cs="Times New Roman" w:hint="eastAsia"/>
                 <w:color w:val="00B050"/>
               </w:rPr>
-              <w:t>開設者（診療所開設届上）※医療法人でない場合</w:t>
+              <w:t>開設者（診療所開設届上）※医療法人の場合（役職も必要）</w:t>
             </w:r>
             <w:r>
               <w:rPr>
@@ -867,77 +867,21 @@
             </w:r>
             <w:r>
               <w:rPr>
-                <w:rFonts w:ascii="Times New Roman" w:hAnsi="Times New Roman" w:cs="Times New Roman"/>
+                <w:rFonts w:ascii="Times New Roman" w:hAnsi="Times New Roman" w:cs="Times New Roman" w:hint="eastAsia"/>
                 <w:color w:val="00B050"/>
               </w:rPr>
               <w:t>{{</w:t>
             </w:r>
             <w:r>
               <w:rPr>
-                <w:rFonts w:ascii="Times New Roman" w:hAnsi="Times New Roman" w:cs="Times New Roman"/>
-                <w:color w:val="00B050"/>
-              </w:rPr>
-              <w:t>医療機関</w:t>
-            </w:r>
-            <w:r>
-              <w:rPr>
-                <w:rFonts w:ascii="Times New Roman" w:hAnsi="Times New Roman" w:cs="Times New Roman"/>
-                <w:color w:val="00B050"/>
-              </w:rPr>
-              <w:t>/</w:t>
-            </w:r>
-            <w:r>
-              <w:rPr>
-                <w:rFonts w:ascii="Times New Roman" w:hAnsi="Times New Roman" w:cs="Times New Roman"/>
-                <w:color w:val="00B050"/>
-              </w:rPr>
-              <w:t>名称（診療所開設届上）</w:t>
-            </w:r>
-            <w:r>
-              <w:rPr>
-                <w:rFonts w:ascii="Times New Roman" w:hAnsi="Times New Roman" w:cs="Times New Roman"/>
-                <w:color w:val="00B050"/>
-              </w:rPr>
-              <w:t>}}</w:t>
-            </w:r>
-            <w:r>
-              <w:rPr>
-                <w:rFonts w:ascii="Times New Roman" w:hAnsi="Times New Roman" w:cs="Times New Roman"/>
-                <w:color w:val="00B050"/>
-              </w:rPr>
-              <w:t xml:space="preserve">　</w:t>
-            </w:r>
-            <w:r>
-              <w:rPr>
-                <w:rFonts w:ascii="Times New Roman" w:hAnsi="Times New Roman" w:cs="Times New Roman"/>
-                <w:color w:val="00B050"/>
-              </w:rPr>
-              <w:t>{{</w:t>
-            </w:r>
-            <w:r>
-              <w:rPr>
-                <w:rFonts w:ascii="Times New Roman" w:hAnsi="Times New Roman" w:cs="Times New Roman"/>
-                <w:color w:val="00B050"/>
-              </w:rPr>
-              <w:t>開設者（診療所開設届上）</w:t>
-            </w:r>
-            <w:r>
-              <w:rPr>
-                <w:rFonts w:ascii="Times New Roman" w:hAnsi="Times New Roman" w:cs="Times New Roman"/>
-                <w:color w:val="00B050"/>
-              </w:rPr>
-              <w:t>※</w:t>
-            </w:r>
-            <w:r>
-              <w:rPr>
-                <w:rFonts w:ascii="Times New Roman" w:hAnsi="Times New Roman" w:cs="Times New Roman"/>
-                <w:color w:val="00B050"/>
-              </w:rPr>
-              <w:t>医療法人でない場合</w:t>
-            </w:r>
-            <w:r>
-              <w:rPr>
-                <w:rFonts w:ascii="Times New Roman" w:hAnsi="Times New Roman" w:cs="Times New Roman"/>
+                <w:rFonts w:ascii="Times New Roman" w:hAnsi="Times New Roman" w:cs="Times New Roman" w:hint="eastAsia"/>
+                <w:color w:val="00B050"/>
+              </w:rPr>
+              <w:t>特定細胞加工物製造事業者の名称</w:t>
+            </w:r>
+            <w:r>
+              <w:rPr>
+                <w:rFonts w:ascii="Times New Roman" w:hAnsi="Times New Roman" w:cs="Times New Roman" w:hint="eastAsia"/>
                 <w:color w:val="00B050"/>
               </w:rPr>
               <w:t>}}</w:t>
@@ -1198,7 +1142,21 @@
                 <w:rFonts w:ascii="Times New Roman" w:hAnsi="Times New Roman" w:cs="Times New Roman" w:hint="eastAsia"/>
                 <w:color w:val="00B050"/>
               </w:rPr>
-              <w:t>開設者（診療所開設届上）※医療法人でない場合</w:t>
+              <w:t>管理者（院長</w:t>
+            </w:r>
+            <w:r>
+              <w:rPr>
+                <w:rFonts w:ascii="Times New Roman" w:hAnsi="Times New Roman" w:cs="Times New Roman" w:hint="eastAsia"/>
+                <w:color w:val="00B050"/>
+              </w:rPr>
+              <w:t>/</w:t>
+            </w:r>
+            <w:r>
+              <w:rPr>
+                <w:rFonts w:ascii="Times New Roman" w:hAnsi="Times New Roman" w:cs="Times New Roman" w:hint="eastAsia"/>
+                <w:color w:val="00B050"/>
+              </w:rPr>
+              <w:t>病院長）</w:t>
             </w:r>
             <w:r>
               <w:rPr>
@@ -1241,7 +1199,7 @@
                 <w:rFonts w:ascii="Times New Roman" w:hAnsi="Times New Roman" w:cs="Times New Roman" w:hint="eastAsia"/>
                 <w:color w:val="00B050"/>
               </w:rPr>
-              <w:t>開設者（診療所開設届上）※医療法人でない場合</w:t>
+              <w:t>製造責任者（通常、院長や再生医療をご担当される責任者）</w:t>
             </w:r>
             <w:r>
               <w:rPr>
@@ -2042,14 +2000,7 @@
               <w:rPr>
                 <w:rFonts w:ascii="Times New Roman" w:hAnsi="Times New Roman" w:cs="Times New Roman" w:hint="eastAsia"/>
               </w:rPr>
-              <w:t>であって、再生医療等提供</w:t>
-            </w:r>
-            <w:r>
-              <w:rPr>
-                <w:rFonts w:ascii="Times New Roman" w:hAnsi="Times New Roman" w:cs="Times New Roman" w:hint="eastAsia"/>
-              </w:rPr>
-              <w:lastRenderedPageBreak/>
-              <w:t>計画で定める選択基準を満たし、除外基準に該当しないもの。</w:t>
+              <w:t>であって、再生医療等提供計画で定める選択基準を満たし、除外基準に該当しないもの。</w:t>
             </w:r>
           </w:p>
         </w:tc>
@@ -2714,14 +2665,14 @@
               <w:rPr>
                 <w:rFonts w:ascii="Times New Roman" w:hAnsi="Times New Roman" w:cs="Times New Roman" w:hint="eastAsia"/>
               </w:rPr>
-              <w:t xml:space="preserve">Ultrasound-guided </w:t>
+              <w:t xml:space="preserve">Ultrasound-guided platelet-rich plasma injections for the treatment of osteoarthritis of the hip.  Rheumatology </w:t>
             </w:r>
             <w:r>
               <w:rPr>
                 <w:rFonts w:ascii="Times New Roman" w:hAnsi="Times New Roman" w:cs="Times New Roman" w:hint="eastAsia"/>
               </w:rPr>
               <w:lastRenderedPageBreak/>
-              <w:t>platelet-rich plasma injections for the treatment of osteoarthritis of the hip.  Rheumatology 2012;51:144150)</w:t>
+              <w:t>2012;51:144150)</w:t>
             </w:r>
             <w:r>
               <w:rPr>
@@ -3814,37 +3765,11 @@
           <w:p>
             <w:pPr>
               <w:rPr>
-                <w:color w:val="00B0F0"/>
-              </w:rPr>
-            </w:pPr>
-            <w:r>
-              <w:rPr>
-                <w:rFonts w:hint="eastAsia"/>
                 <w:color w:val="EE0000"/>
               </w:rPr>
-              <w:t>（使用する</w:t>
-            </w:r>
-            <w:r>
-              <w:rPr>
-                <w:rFonts w:hint="eastAsia"/>
-                <w:color w:val="EE0000"/>
-              </w:rPr>
-              <w:t>PRP</w:t>
-            </w:r>
-            <w:r>
-              <w:rPr>
-                <w:rFonts w:hint="eastAsia"/>
-                <w:color w:val="EE0000"/>
-              </w:rPr>
-              <w:t>キットにより採取する血液量は異なる）</w:t>
-            </w:r>
-          </w:p>
-          <w:p>
-            <w:pPr>
-              <w:rPr>
-                <w:color w:val="EE0000"/>
-              </w:rPr>
-            </w:pPr>
+            </w:pPr>
+            <w:bookmarkStart w:id="0" w:name="_GoBack"/>
+            <w:bookmarkEnd w:id="0"/>
             <w:r>
               <w:rPr>
                 <w:rFonts w:hint="eastAsia"/>
@@ -4590,8 +4515,8 @@
                 <w:szCs w:val="21"/>
               </w:rPr>
             </w:pPr>
-            <w:bookmarkStart w:id="0" w:name="_Toc352088079"/>
-            <w:bookmarkStart w:id="1" w:name="_Toc352343353"/>
+            <w:bookmarkStart w:id="1" w:name="_Toc352088079"/>
+            <w:bookmarkStart w:id="2" w:name="_Toc352343353"/>
             <w:r>
               <w:rPr>
                 <w:rFonts w:asciiTheme="minorEastAsia" w:hAnsiTheme="minorEastAsia" w:cs="Times New Roman"/>
@@ -4690,8 +4615,8 @@
               </w:rPr>
             </w:pPr>
           </w:p>
-          <w:bookmarkEnd w:id="0"/>
           <w:bookmarkEnd w:id="1"/>
+          <w:bookmarkEnd w:id="2"/>
           <w:p>
             <w:pPr>
               <w:rPr>
@@ -4884,6 +4809,15 @@
             </w:pPr>
             <w:r>
               <w:rPr>
+                <w:rFonts w:ascii="Arial" w:hAnsi="Arial" w:cs="Arial"/>
+                <w:color w:val="00B050"/>
+                <w:szCs w:val="21"/>
+                <w:shd w:val="clear" w:color="auto" w:fill="FFFFFF"/>
+              </w:rPr>
+              <w:br/>
+            </w:r>
+            <w:r>
+              <w:rPr>
                 <w:rFonts w:ascii="Arial" w:hAnsi="Arial" w:cs="Arial" w:hint="eastAsia"/>
                 <w:color w:val="00B050"/>
                 <w:szCs w:val="21"/>
@@ -4934,6 +4868,12 @@
                 <w:szCs w:val="20"/>
               </w:rPr>
             </w:pPr>
+            <w:r>
+              <w:rPr>
+                <w:color w:val="00B050"/>
+              </w:rPr>
+              <w:br/>
+            </w:r>
             <w:r>
               <w:rPr>
                 <w:rFonts w:hint="eastAsia"/>
@@ -5178,6 +5118,12 @@
             </w:pPr>
             <w:r>
               <w:rPr>
+                <w:color w:val="00B050"/>
+              </w:rPr>
+              <w:br/>
+            </w:r>
+            <w:r>
+              <w:rPr>
                 <w:rFonts w:hint="eastAsia"/>
                 <w:color w:val="00B050"/>
               </w:rPr>
@@ -5225,6 +5171,12 @@
                 <w:shd w:val="clear" w:color="auto" w:fill="FFFFFF"/>
               </w:rPr>
             </w:pPr>
+            <w:r>
+              <w:rPr>
+                <w:color w:val="00B050"/>
+              </w:rPr>
+              <w:br/>
+            </w:r>
             <w:r>
               <w:rPr>
                 <w:rFonts w:hint="eastAsia"/>
@@ -7608,7 +7560,14 @@
               <w:rPr>
                 <w:rFonts w:ascii="Times New Roman" w:hAnsi="Times New Roman" w:cs="Times New Roman"/>
               </w:rPr>
-              <w:t>多血小板血漿の製造は患者来院に合わせて実施し、同日中に患者に提供するため、原則として</w:t>
+              <w:t>多血小板血漿の製造は患者来院に合わせて実施し、同日中に患者に提供するた</w:t>
+            </w:r>
+            <w:r>
+              <w:rPr>
+                <w:rFonts w:ascii="Times New Roman" w:hAnsi="Times New Roman" w:cs="Times New Roman"/>
+              </w:rPr>
+              <w:lastRenderedPageBreak/>
+              <w:t>め、原則として</w:t>
             </w:r>
             <w:r>
               <w:rPr>
@@ -7653,6 +7612,7 @@
                 <w:rFonts w:ascii="Times New Roman" w:hAnsi="Times New Roman" w:cs="Times New Roman"/>
                 <w:b/>
               </w:rPr>
+              <w:lastRenderedPageBreak/>
               <w:t>10</w:t>
             </w:r>
           </w:p>
@@ -7671,14 +7631,7 @@
               <w:rPr>
                 <w:rFonts w:ascii="Times New Roman" w:hAnsi="Times New Roman" w:cs="Times New Roman"/>
               </w:rPr>
-              <w:t>投与可能</w:t>
-            </w:r>
-            <w:r>
-              <w:rPr>
-                <w:rFonts w:ascii="Times New Roman" w:hAnsi="Times New Roman" w:cs="Times New Roman"/>
-              </w:rPr>
-              <w:lastRenderedPageBreak/>
-              <w:t>期間</w:t>
+              <w:t>投与可能期間</w:t>
             </w:r>
           </w:p>
         </w:tc>
@@ -7697,7 +7650,6 @@
               <w:rPr>
                 <w:rFonts w:ascii="Times New Roman" w:hAnsi="Times New Roman" w:cs="Times New Roman"/>
               </w:rPr>
-              <w:lastRenderedPageBreak/>
               <w:t>製造</w:t>
             </w:r>
             <w:r>
@@ -7731,7 +7683,6 @@
                 <w:rFonts w:ascii="Times New Roman" w:hAnsi="Times New Roman" w:cs="Times New Roman"/>
                 <w:b/>
               </w:rPr>
-              <w:lastRenderedPageBreak/>
               <w:t>11</w:t>
             </w:r>
           </w:p>
@@ -8798,7 +8749,7 @@
                     </wp:anchor>
                   </w:drawing>
                 </mc:Choice>
-                <mc:Fallback xmlns:cx="http://schemas.microsoft.com/office/drawing/2014/chartex" xmlns:cx1="http://schemas.microsoft.com/office/drawing/2015/9/8/chartex" xmlns:cx2="http://schemas.microsoft.com/office/drawing/2015/10/21/chartex" xmlns:cx3="http://schemas.microsoft.com/office/drawing/2016/5/9/chartex" xmlns:cx4="http://schemas.microsoft.com/office/drawing/2016/5/10/chartex" xmlns:cx5="http://schemas.microsoft.com/office/drawing/2016/5/11/chartex" xmlns:cx6="http://schemas.microsoft.com/office/drawing/2016/5/12/chartex" xmlns:cx7="http://schemas.microsoft.com/office/drawing/2016/5/13/chartex" xmlns:cx8="http://schemas.microsoft.com/office/drawing/2016/5/14/chartex" xmlns:aink="http://schemas.microsoft.com/office/drawing/2016/ink" xmlns:am3d="http://schemas.microsoft.com/office/drawing/2017/model3d" xmlns:oel="http://schemas.microsoft.com/office/2019/extlst" xmlns:w15="http://schemas.microsoft.com/office/word/2012/wordml" xmlns:w16cex="http://schemas.microsoft.com/office/word/2018/wordml/cex" xmlns:w16cid="http://schemas.microsoft.com/office/word/2016/wordml/cid" xmlns:w16="http://schemas.microsoft.com/office/word/2018/wordml" xmlns:w16du="http://schemas.microsoft.com/office/word/2023/wordml/word16du" xmlns:w16sdtdh="http://schemas.microsoft.com/office/word/2020/wordml/sdtdatahash" xmlns:w16sdtfl="http://schemas.microsoft.com/office/word/2024/wordml/sdtformatlock" xmlns:w16se="http://schemas.microsoft.com/office/word/2015/wordml/symex">
+                <mc:Fallback xmlns:w16se="http://schemas.microsoft.com/office/word/2015/wordml/symex" xmlns:w16sdtfl="http://schemas.microsoft.com/office/word/2024/wordml/sdtformatlock" xmlns:w16sdtdh="http://schemas.microsoft.com/office/word/2020/wordml/sdtdatahash" xmlns:w16du="http://schemas.microsoft.com/office/word/2023/wordml/word16du" xmlns:w16="http://schemas.microsoft.com/office/word/2018/wordml" xmlns:w16cid="http://schemas.microsoft.com/office/word/2016/wordml/cid" xmlns:w16cex="http://schemas.microsoft.com/office/word/2018/wordml/cex" xmlns:w15="http://schemas.microsoft.com/office/word/2012/wordml" xmlns:oel="http://schemas.microsoft.com/office/2019/extlst" xmlns:am3d="http://schemas.microsoft.com/office/drawing/2017/model3d" xmlns:aink="http://schemas.microsoft.com/office/drawing/2016/ink" xmlns:cx8="http://schemas.microsoft.com/office/drawing/2016/5/14/chartex" xmlns:cx7="http://schemas.microsoft.com/office/drawing/2016/5/13/chartex" xmlns:cx6="http://schemas.microsoft.com/office/drawing/2016/5/12/chartex" xmlns:cx5="http://schemas.microsoft.com/office/drawing/2016/5/11/chartex" xmlns:cx4="http://schemas.microsoft.com/office/drawing/2016/5/10/chartex" xmlns:cx3="http://schemas.microsoft.com/office/drawing/2016/5/9/chartex" xmlns:cx2="http://schemas.microsoft.com/office/drawing/2015/10/21/chartex" xmlns:cx1="http://schemas.microsoft.com/office/drawing/2015/9/8/chartex" xmlns:cx="http://schemas.microsoft.com/office/drawing/2014/chartex">
                   <w:pict>
                     <v:shapetype w14:anchorId="7733EF27" id="_x0000_t185" coordsize="21600,21600" o:spt="185" adj="3600" path="m@0,nfqx0@0l0@2qy@0,21600em@1,nfqx21600@0l21600@2qy@1,21600em@0,nsqx0@0l0@2qy@0,21600l@1,21600qx21600@2l21600@0qy@1,xe" filled="f">
                       <v:formulas>
@@ -9072,7 +9023,7 @@
           <w:lang w:eastAsia="zh-TW"/>
         </w:rPr>
       </w:pPr>
-      <w:bookmarkStart w:id="2" w:name="_Hlk65046579"/>
+      <w:bookmarkStart w:id="3" w:name="_Hlk65046579"/>
       <w:r>
         <w:rPr>
           <w:rFonts w:ascii="Times New Roman" w:hAnsi="Times New Roman" w:cs="Times New Roman" w:hint="eastAsia"/>
@@ -9141,7 +9092,7 @@
         <w:t xml:space="preserve">　　　</w:t>
       </w:r>
     </w:p>
-    <w:bookmarkEnd w:id="2"/>
+    <w:bookmarkEnd w:id="3"/>
     <w:p>
       <w:pPr>
         <w:wordWrap w:val="0"/>
@@ -9516,16 +9467,7 @@
                 <w:rFonts w:hint="eastAsia"/>
                 <w:color w:val="00B050"/>
               </w:rPr>
-              <w:t>キットメーカー①（右記タブから選択</w:t>
-            </w:r>
-            <w:bookmarkStart w:id="3" w:name="_GoBack"/>
-            <w:bookmarkEnd w:id="3"/>
-            <w:r>
-              <w:rPr>
-                <w:rFonts w:hint="eastAsia"/>
-                <w:color w:val="00B050"/>
-              </w:rPr>
-              <w:t>）</w:t>
+              <w:t>キットメーカー①（右記タブから選択）</w:t>
             </w:r>
             <w:r>
               <w:rPr>
@@ -11331,7 +11273,7 @@
         <w:color w:val="000000"/>
         <w:lang w:val="ja-JP" w:eastAsia="zh-TW"/>
       </w:rPr>
-      <w:t>9</w:t>
+      <w:t>7</w:t>
     </w:r>
     <w:r>
       <w:rPr>
@@ -15149,33 +15091,13 @@
   <a:extraClrSchemeLst/>
   <a:extLst>
     <a:ext uri="{05A4C25C-085E-4340-85A3-A5531E510DB2}">
-      <thm15:themeFamily xmlns="" xmlns:thm15="http://schemas.microsoft.com/office/thememl/2012/main" name="Office Theme" id="{62F939B6-93AF-4DB8-9C6B-D6C7DFDC589F}" vid="{4A3C46E8-61CC-4603-A589-7422A47A8E4A}"/>
+      <thm15:themeFamily xmlns:thm15="http://schemas.microsoft.com/office/thememl/2012/main" xmlns="" name="Office Theme" id="{62F939B6-93AF-4DB8-9C6B-D6C7DFDC589F}" vid="{4A3C46E8-61CC-4603-A589-7422A47A8E4A}"/>
     </a:ext>
   </a:extLst>
 </a:theme>
 </file>
 
 <file path=customXml/item1.xml><?xml version="1.0" encoding="utf-8"?>
-<p:properties xmlns:p="http://schemas.microsoft.com/office/2006/metadata/properties" xmlns:xsi="http://www.w3.org/2001/XMLSchema-instance" xmlns:pc="http://schemas.microsoft.com/office/infopath/2007/PartnerControls">
-  <documentManagement>
-    <lcf76f155ced4ddcb4097134ff3c332f xmlns="de1ba629-2ef5-49ac-9285-140fa60976af">
-      <Terms xmlns="http://schemas.microsoft.com/office/infopath/2007/PartnerControls"/>
-    </lcf76f155ced4ddcb4097134ff3c332f>
-    <TaxCatchAll xmlns="4d7fb8f6-9384-49ba-9078-0024065d699e" xsi:nil="true"/>
-  </documentManagement>
-</p:properties>
-</file>
-
-<file path=customXml/item2.xml><?xml version="1.0" encoding="utf-8"?>
-<?mso-contentType ?>
-<FormTemplates xmlns="http://schemas.microsoft.com/sharepoint/v3/contenttype/forms">
-  <Display>DocumentLibraryForm</Display>
-  <Edit>DocumentLibraryForm</Edit>
-  <New>DocumentLibraryForm</New>
-</FormTemplates>
-</file>
-
-<file path=customXml/item3.xml><?xml version="1.0" encoding="utf-8"?>
 <ct:contentTypeSchema xmlns:ct="http://schemas.microsoft.com/office/2006/metadata/contentType" xmlns:ma="http://schemas.microsoft.com/office/2006/metadata/properties/metaAttributes" ct:_="" ma:_="" ma:contentTypeName="ドキュメント" ma:contentTypeID="0x010100B9F3419BC2D8D64D830E9AEB8963277A" ma:contentTypeVersion="12" ma:contentTypeDescription="新しいドキュメントを作成します。" ma:contentTypeScope="" ma:versionID="aaae8dea08b675139fd36b71e1da83a8">
   <xsd:schema xmlns:xsd="http://www.w3.org/2001/XMLSchema" xmlns:xs="http://www.w3.org/2001/XMLSchema" xmlns:p="http://schemas.microsoft.com/office/2006/metadata/properties" xmlns:ns2="de1ba629-2ef5-49ac-9285-140fa60976af" xmlns:ns3="4d7fb8f6-9384-49ba-9078-0024065d699e" targetNamespace="http://schemas.microsoft.com/office/2006/metadata/properties" ma:root="true" ma:fieldsID="845626131e878e0396b23398a507c366" ns2:_="" ns3:_="">
     <xsd:import namespace="de1ba629-2ef5-49ac-9285-140fa60976af"/>
@@ -15376,30 +15298,31 @@
 </ct:contentTypeSchema>
 </file>
 
+<file path=customXml/item2.xml><?xml version="1.0" encoding="utf-8"?>
+<?mso-contentType ?>
+<FormTemplates xmlns="http://schemas.microsoft.com/sharepoint/v3/contenttype/forms">
+  <Display>DocumentLibraryForm</Display>
+  <Edit>DocumentLibraryForm</Edit>
+  <New>DocumentLibraryForm</New>
+</FormTemplates>
+</file>
+
+<file path=customXml/item3.xml><?xml version="1.0" encoding="utf-8"?>
+<p:properties xmlns:p="http://schemas.microsoft.com/office/2006/metadata/properties" xmlns:xsi="http://www.w3.org/2001/XMLSchema-instance" xmlns:pc="http://schemas.microsoft.com/office/infopath/2007/PartnerControls">
+  <documentManagement>
+    <lcf76f155ced4ddcb4097134ff3c332f xmlns="de1ba629-2ef5-49ac-9285-140fa60976af">
+      <Terms xmlns="http://schemas.microsoft.com/office/infopath/2007/PartnerControls"/>
+    </lcf76f155ced4ddcb4097134ff3c332f>
+    <TaxCatchAll xmlns="4d7fb8f6-9384-49ba-9078-0024065d699e" xsi:nil="true"/>
+  </documentManagement>
+</p:properties>
+</file>
+
 <file path=customXml/item4.xml><?xml version="1.0" encoding="utf-8"?>
 <b:Sources xmlns:b="http://schemas.openxmlformats.org/officeDocument/2006/bibliography" xmlns="http://schemas.openxmlformats.org/officeDocument/2006/bibliography" SelectedStyle="\APASixthEditionOfficeOnline.xsl" StyleName="APA" Version="6"/>
 </file>
 
 <file path=customXml/itemProps1.xml><?xml version="1.0" encoding="utf-8"?>
-<ds:datastoreItem xmlns:ds="http://schemas.openxmlformats.org/officeDocument/2006/customXml" ds:itemID="{E4F6CEDD-CB58-4C0A-A840-73050D19179E}">
-  <ds:schemaRefs>
-    <ds:schemaRef ds:uri="http://schemas.microsoft.com/office/2006/metadata/properties"/>
-    <ds:schemaRef ds:uri="http://schemas.microsoft.com/office/infopath/2007/PartnerControls"/>
-    <ds:schemaRef ds:uri="de1ba629-2ef5-49ac-9285-140fa60976af"/>
-    <ds:schemaRef ds:uri="4d7fb8f6-9384-49ba-9078-0024065d699e"/>
-  </ds:schemaRefs>
-</ds:datastoreItem>
-</file>
-
-<file path=customXml/itemProps2.xml><?xml version="1.0" encoding="utf-8"?>
-<ds:datastoreItem xmlns:ds="http://schemas.openxmlformats.org/officeDocument/2006/customXml" ds:itemID="{DD5A6101-CB95-4380-8A32-3215FED69EE2}">
-  <ds:schemaRefs>
-    <ds:schemaRef ds:uri="http://schemas.microsoft.com/sharepoint/v3/contenttype/forms"/>
-  </ds:schemaRefs>
-</ds:datastoreItem>
-</file>
-
-<file path=customXml/itemProps3.xml><?xml version="1.0" encoding="utf-8"?>
 <ds:datastoreItem xmlns:ds="http://schemas.openxmlformats.org/officeDocument/2006/customXml" ds:itemID="{856C8B08-B85F-4B5F-9F4D-CA1DFC5065E9}">
   <ds:schemaRefs>
     <ds:schemaRef ds:uri="http://schemas.microsoft.com/office/2006/metadata/contentType"/>
@@ -15418,8 +15341,27 @@
 </ds:datastoreItem>
 </file>
 
+<file path=customXml/itemProps2.xml><?xml version="1.0" encoding="utf-8"?>
+<ds:datastoreItem xmlns:ds="http://schemas.openxmlformats.org/officeDocument/2006/customXml" ds:itemID="{DD5A6101-CB95-4380-8A32-3215FED69EE2}">
+  <ds:schemaRefs>
+    <ds:schemaRef ds:uri="http://schemas.microsoft.com/sharepoint/v3/contenttype/forms"/>
+  </ds:schemaRefs>
+</ds:datastoreItem>
+</file>
+
+<file path=customXml/itemProps3.xml><?xml version="1.0" encoding="utf-8"?>
+<ds:datastoreItem xmlns:ds="http://schemas.openxmlformats.org/officeDocument/2006/customXml" ds:itemID="{E4F6CEDD-CB58-4C0A-A840-73050D19179E}">
+  <ds:schemaRefs>
+    <ds:schemaRef ds:uri="http://schemas.microsoft.com/office/2006/metadata/properties"/>
+    <ds:schemaRef ds:uri="http://schemas.microsoft.com/office/infopath/2007/PartnerControls"/>
+    <ds:schemaRef ds:uri="de1ba629-2ef5-49ac-9285-140fa60976af"/>
+    <ds:schemaRef ds:uri="4d7fb8f6-9384-49ba-9078-0024065d699e"/>
+  </ds:schemaRefs>
+</ds:datastoreItem>
+</file>
+
 <file path=customXml/itemProps4.xml><?xml version="1.0" encoding="utf-8"?>
-<ds:datastoreItem xmlns:ds="http://schemas.openxmlformats.org/officeDocument/2006/customXml" ds:itemID="{AEE21EA8-038D-4972-BFB5-367C2EBDB03B}">
+<ds:datastoreItem xmlns:ds="http://schemas.openxmlformats.org/officeDocument/2006/customXml" ds:itemID="{96668628-B082-4BF1-A2B0-FF05853E8137}">
   <ds:schemaRefs>
     <ds:schemaRef ds:uri="http://schemas.openxmlformats.org/officeDocument/2006/bibliography"/>
   </ds:schemaRefs>

--- a/PRP申請書類 自動転記ツール/99_data/テンプレート/2種関節系PRP/9 特定細胞加工物標準書（2種）2026.docx
+++ b/PRP申請書類 自動転記ツール/99_data/テンプレート/2種関節系PRP/9 特定細胞加工物標準書（2種）2026.docx
@@ -42,6 +42,8 @@
                 <w:lang w:eastAsia="zh-TW"/>
               </w:rPr>
             </w:pPr>
+            <w:bookmarkStart w:id="0" w:name="_GoBack"/>
+            <w:bookmarkEnd w:id="0"/>
             <w:r>
               <w:rPr>
                 <w:rFonts w:ascii="Times New Roman" w:hAnsi="Times New Roman" w:cs="Times New Roman"/>
@@ -145,20 +147,6 @@
               </w:rPr>
               <w:t>}}</w:t>
             </w:r>
-            <w:r>
-              <w:rPr>
-                <w:rFonts w:ascii="Times New Roman" w:hAnsi="Times New Roman" w:cs="Times New Roman" w:hint="eastAsia"/>
-                <w:color w:val="00B050"/>
-              </w:rPr>
-              <w:t xml:space="preserve">　　</w:t>
-            </w:r>
-            <w:r>
-              <w:rPr>
-                <w:rFonts w:ascii="Times New Roman" w:hAnsi="Times New Roman" w:cs="Times New Roman"/>
-                <w:lang w:eastAsia="zh-TW"/>
-              </w:rPr>
-              <w:t xml:space="preserve">　　　　　　　</w:t>
-            </w:r>
           </w:p>
         </w:tc>
       </w:tr>
@@ -250,14 +238,6 @@
                 <w:lang w:eastAsia="zh-TW"/>
               </w:rPr>
               <w:t>日</w:t>
-            </w:r>
-            <w:r>
-              <w:rPr>
-                <w:rFonts w:ascii="Times New Roman" w:hAnsi="Times New Roman" w:cs="Times New Roman" w:hint="eastAsia"/>
-                <w:color w:val="00B050"/>
-                <w:szCs w:val="21"/>
-              </w:rPr>
-              <w:t xml:space="preserve">　</w:t>
             </w:r>
           </w:p>
           <w:p>
@@ -3768,8 +3748,6 @@
                 <w:color w:val="EE0000"/>
               </w:rPr>
             </w:pPr>
-            <w:bookmarkStart w:id="0" w:name="_GoBack"/>
-            <w:bookmarkEnd w:id="0"/>
             <w:r>
               <w:rPr>
                 <w:rFonts w:hint="eastAsia"/>
@@ -8749,7 +8727,7 @@
                     </wp:anchor>
                   </w:drawing>
                 </mc:Choice>
-                <mc:Fallback xmlns:w16se="http://schemas.microsoft.com/office/word/2015/wordml/symex" xmlns:w16sdtfl="http://schemas.microsoft.com/office/word/2024/wordml/sdtformatlock" xmlns:w16sdtdh="http://schemas.microsoft.com/office/word/2020/wordml/sdtdatahash" xmlns:w16du="http://schemas.microsoft.com/office/word/2023/wordml/word16du" xmlns:w16="http://schemas.microsoft.com/office/word/2018/wordml" xmlns:w16cid="http://schemas.microsoft.com/office/word/2016/wordml/cid" xmlns:w16cex="http://schemas.microsoft.com/office/word/2018/wordml/cex" xmlns:w15="http://schemas.microsoft.com/office/word/2012/wordml" xmlns:oel="http://schemas.microsoft.com/office/2019/extlst" xmlns:am3d="http://schemas.microsoft.com/office/drawing/2017/model3d" xmlns:aink="http://schemas.microsoft.com/office/drawing/2016/ink" xmlns:cx8="http://schemas.microsoft.com/office/drawing/2016/5/14/chartex" xmlns:cx7="http://schemas.microsoft.com/office/drawing/2016/5/13/chartex" xmlns:cx6="http://schemas.microsoft.com/office/drawing/2016/5/12/chartex" xmlns:cx5="http://schemas.microsoft.com/office/drawing/2016/5/11/chartex" xmlns:cx4="http://schemas.microsoft.com/office/drawing/2016/5/10/chartex" xmlns:cx3="http://schemas.microsoft.com/office/drawing/2016/5/9/chartex" xmlns:cx2="http://schemas.microsoft.com/office/drawing/2015/10/21/chartex" xmlns:cx1="http://schemas.microsoft.com/office/drawing/2015/9/8/chartex" xmlns:cx="http://schemas.microsoft.com/office/drawing/2014/chartex">
+                <mc:Fallback xmlns:cx="http://schemas.microsoft.com/office/drawing/2014/chartex" xmlns:cx1="http://schemas.microsoft.com/office/drawing/2015/9/8/chartex" xmlns:cx2="http://schemas.microsoft.com/office/drawing/2015/10/21/chartex" xmlns:cx3="http://schemas.microsoft.com/office/drawing/2016/5/9/chartex" xmlns:cx4="http://schemas.microsoft.com/office/drawing/2016/5/10/chartex" xmlns:cx5="http://schemas.microsoft.com/office/drawing/2016/5/11/chartex" xmlns:cx6="http://schemas.microsoft.com/office/drawing/2016/5/12/chartex" xmlns:cx7="http://schemas.microsoft.com/office/drawing/2016/5/13/chartex" xmlns:cx8="http://schemas.microsoft.com/office/drawing/2016/5/14/chartex" xmlns:aink="http://schemas.microsoft.com/office/drawing/2016/ink" xmlns:am3d="http://schemas.microsoft.com/office/drawing/2017/model3d" xmlns:oel="http://schemas.microsoft.com/office/2019/extlst" xmlns:w15="http://schemas.microsoft.com/office/word/2012/wordml" xmlns:w16cex="http://schemas.microsoft.com/office/word/2018/wordml/cex" xmlns:w16cid="http://schemas.microsoft.com/office/word/2016/wordml/cid" xmlns:w16="http://schemas.microsoft.com/office/word/2018/wordml" xmlns:w16du="http://schemas.microsoft.com/office/word/2023/wordml/word16du" xmlns:w16sdtdh="http://schemas.microsoft.com/office/word/2020/wordml/sdtdatahash" xmlns:w16sdtfl="http://schemas.microsoft.com/office/word/2024/wordml/sdtformatlock" xmlns:w16se="http://schemas.microsoft.com/office/word/2015/wordml/symex">
                   <w:pict>
                     <v:shapetype w14:anchorId="7733EF27" id="_x0000_t185" coordsize="21600,21600" o:spt="185" adj="3600" path="m@0,nfqx0@0l0@2qy@0,21600em@1,nfqx21600@0l21600@2qy@1,21600em@0,nsqx0@0l0@2qy@0,21600l@1,21600qx21600@2l21600@0qy@1,xe" filled="f">
                       <v:formulas>
@@ -11057,9 +11035,6 @@
     </w:p>
     <w:sectPr>
       <w:headerReference w:type="default" r:id="rId12"/>
-      <w:footerReference w:type="default" r:id="rId13"/>
-      <w:headerReference w:type="first" r:id="rId14"/>
-      <w:footerReference w:type="first" r:id="rId15"/>
       <w:pgSz w:w="11906" w:h="16838"/>
       <w:pgMar w:top="1702" w:right="849" w:bottom="1276" w:left="1418" w:header="851" w:footer="992" w:gutter="0"/>
       <w:cols w:space="425"/>
@@ -11089,18 +11064,6 @@
     <w:p/>
   </w:endnote>
 </w:endnotes>
-</file>
-
-<file path=word/footer1.xml><?xml version="1.0" encoding="utf-8"?>
-<w:ftr xmlns:wpc="http://schemas.microsoft.com/office/word/2010/wordprocessingCanvas" xmlns:mc="http://schemas.openxmlformats.org/markup-compatibility/2006" xmlns:o="urn:schemas-microsoft-com:office:office" xmlns:r="http://schemas.openxmlformats.org/officeDocument/2006/relationships" xmlns:m="http://schemas.openxmlformats.org/officeDocument/2006/math" xmlns:v="urn:schemas-microsoft-com:vml" xmlns:wp14="http://schemas.microsoft.com/office/word/2010/wordprocessingDrawing" xmlns:wp="http://schemas.openxmlformats.org/drawingml/2006/wordprocessingDrawing" xmlns:w10="urn:schemas-microsoft-com:office:word" xmlns:w="http://schemas.openxmlformats.org/wordprocessingml/2006/main" xmlns:w14="http://schemas.microsoft.com/office/word/2010/wordml" xmlns:wpg="http://schemas.microsoft.com/office/word/2010/wordprocessingGroup" xmlns:wpi="http://schemas.microsoft.com/office/word/2010/wordprocessingInk" xmlns:wne="http://schemas.microsoft.com/office/word/2006/wordml" xmlns:wps="http://schemas.microsoft.com/office/word/2010/wordprocessingShape" mc:Ignorable="w14 wp14">
-  <w:p/>
-</w:ftr>
-</file>
-
-<file path=word/footer2.xml><?xml version="1.0" encoding="utf-8"?>
-<w:ftr xmlns:wpc="http://schemas.microsoft.com/office/word/2010/wordprocessingCanvas" xmlns:mc="http://schemas.openxmlformats.org/markup-compatibility/2006" xmlns:o="urn:schemas-microsoft-com:office:office" xmlns:r="http://schemas.openxmlformats.org/officeDocument/2006/relationships" xmlns:m="http://schemas.openxmlformats.org/officeDocument/2006/math" xmlns:v="urn:schemas-microsoft-com:vml" xmlns:wp14="http://schemas.microsoft.com/office/word/2010/wordprocessingDrawing" xmlns:wp="http://schemas.openxmlformats.org/drawingml/2006/wordprocessingDrawing" xmlns:w10="urn:schemas-microsoft-com:office:word" xmlns:w="http://schemas.openxmlformats.org/wordprocessingml/2006/main" xmlns:w14="http://schemas.microsoft.com/office/word/2010/wordml" xmlns:wpg="http://schemas.microsoft.com/office/word/2010/wordprocessingGroup" xmlns:wpi="http://schemas.microsoft.com/office/word/2010/wordprocessingInk" xmlns:wne="http://schemas.microsoft.com/office/word/2006/wordml" xmlns:wps="http://schemas.microsoft.com/office/word/2010/wordprocessingShape" mc:Ignorable="w14 wp14">
-  <w:p/>
-</w:ftr>
 </file>
 
 <file path=word/footnotes.xml><?xml version="1.0" encoding="utf-8"?>
@@ -11273,7 +11236,7 @@
         <w:color w:val="000000"/>
         <w:lang w:val="ja-JP" w:eastAsia="zh-TW"/>
       </w:rPr>
-      <w:t>7</w:t>
+      <w:t>1</w:t>
     </w:r>
     <w:r>
       <w:rPr>
@@ -11337,12 +11300,6 @@
       <w:t>］</w:t>
     </w:r>
   </w:p>
-</w:hdr>
-</file>
-
-<file path=word/header2.xml><?xml version="1.0" encoding="utf-8"?>
-<w:hdr xmlns:wpc="http://schemas.microsoft.com/office/word/2010/wordprocessingCanvas" xmlns:mc="http://schemas.openxmlformats.org/markup-compatibility/2006" xmlns:o="urn:schemas-microsoft-com:office:office" xmlns:r="http://schemas.openxmlformats.org/officeDocument/2006/relationships" xmlns:m="http://schemas.openxmlformats.org/officeDocument/2006/math" xmlns:v="urn:schemas-microsoft-com:vml" xmlns:wp14="http://schemas.microsoft.com/office/word/2010/wordprocessingDrawing" xmlns:wp="http://schemas.openxmlformats.org/drawingml/2006/wordprocessingDrawing" xmlns:w10="urn:schemas-microsoft-com:office:word" xmlns:w="http://schemas.openxmlformats.org/wordprocessingml/2006/main" xmlns:w14="http://schemas.microsoft.com/office/word/2010/wordml" xmlns:wpg="http://schemas.microsoft.com/office/word/2010/wordprocessingGroup" xmlns:wpi="http://schemas.microsoft.com/office/word/2010/wordprocessingInk" xmlns:wne="http://schemas.microsoft.com/office/word/2006/wordml" xmlns:wps="http://schemas.microsoft.com/office/word/2010/wordprocessingShape" mc:Ignorable="w14 wp14">
-  <w:p/>
 </w:hdr>
 </file>
 
@@ -15091,13 +15048,33 @@
   <a:extraClrSchemeLst/>
   <a:extLst>
     <a:ext uri="{05A4C25C-085E-4340-85A3-A5531E510DB2}">
-      <thm15:themeFamily xmlns:thm15="http://schemas.microsoft.com/office/thememl/2012/main" xmlns="" name="Office Theme" id="{62F939B6-93AF-4DB8-9C6B-D6C7DFDC589F}" vid="{4A3C46E8-61CC-4603-A589-7422A47A8E4A}"/>
+      <thm15:themeFamily xmlns="" xmlns:thm15="http://schemas.microsoft.com/office/thememl/2012/main" name="Office Theme" id="{62F939B6-93AF-4DB8-9C6B-D6C7DFDC589F}" vid="{4A3C46E8-61CC-4603-A589-7422A47A8E4A}"/>
     </a:ext>
   </a:extLst>
 </a:theme>
 </file>
 
 <file path=customXml/item1.xml><?xml version="1.0" encoding="utf-8"?>
+<p:properties xmlns:p="http://schemas.microsoft.com/office/2006/metadata/properties" xmlns:xsi="http://www.w3.org/2001/XMLSchema-instance" xmlns:pc="http://schemas.microsoft.com/office/infopath/2007/PartnerControls">
+  <documentManagement>
+    <lcf76f155ced4ddcb4097134ff3c332f xmlns="de1ba629-2ef5-49ac-9285-140fa60976af">
+      <Terms xmlns="http://schemas.microsoft.com/office/infopath/2007/PartnerControls"/>
+    </lcf76f155ced4ddcb4097134ff3c332f>
+    <TaxCatchAll xmlns="4d7fb8f6-9384-49ba-9078-0024065d699e" xsi:nil="true"/>
+  </documentManagement>
+</p:properties>
+</file>
+
+<file path=customXml/item2.xml><?xml version="1.0" encoding="utf-8"?>
+<?mso-contentType ?>
+<FormTemplates xmlns="http://schemas.microsoft.com/sharepoint/v3/contenttype/forms">
+  <Display>DocumentLibraryForm</Display>
+  <Edit>DocumentLibraryForm</Edit>
+  <New>DocumentLibraryForm</New>
+</FormTemplates>
+</file>
+
+<file path=customXml/item3.xml><?xml version="1.0" encoding="utf-8"?>
 <ct:contentTypeSchema xmlns:ct="http://schemas.microsoft.com/office/2006/metadata/contentType" xmlns:ma="http://schemas.microsoft.com/office/2006/metadata/properties/metaAttributes" ct:_="" ma:_="" ma:contentTypeName="ドキュメント" ma:contentTypeID="0x010100B9F3419BC2D8D64D830E9AEB8963277A" ma:contentTypeVersion="12" ma:contentTypeDescription="新しいドキュメントを作成します。" ma:contentTypeScope="" ma:versionID="aaae8dea08b675139fd36b71e1da83a8">
   <xsd:schema xmlns:xsd="http://www.w3.org/2001/XMLSchema" xmlns:xs="http://www.w3.org/2001/XMLSchema" xmlns:p="http://schemas.microsoft.com/office/2006/metadata/properties" xmlns:ns2="de1ba629-2ef5-49ac-9285-140fa60976af" xmlns:ns3="4d7fb8f6-9384-49ba-9078-0024065d699e" targetNamespace="http://schemas.microsoft.com/office/2006/metadata/properties" ma:root="true" ma:fieldsID="845626131e878e0396b23398a507c366" ns2:_="" ns3:_="">
     <xsd:import namespace="de1ba629-2ef5-49ac-9285-140fa60976af"/>
@@ -15298,31 +15275,30 @@
 </ct:contentTypeSchema>
 </file>
 
-<file path=customXml/item2.xml><?xml version="1.0" encoding="utf-8"?>
-<?mso-contentType ?>
-<FormTemplates xmlns="http://schemas.microsoft.com/sharepoint/v3/contenttype/forms">
-  <Display>DocumentLibraryForm</Display>
-  <Edit>DocumentLibraryForm</Edit>
-  <New>DocumentLibraryForm</New>
-</FormTemplates>
-</file>
-
-<file path=customXml/item3.xml><?xml version="1.0" encoding="utf-8"?>
-<p:properties xmlns:p="http://schemas.microsoft.com/office/2006/metadata/properties" xmlns:xsi="http://www.w3.org/2001/XMLSchema-instance" xmlns:pc="http://schemas.microsoft.com/office/infopath/2007/PartnerControls">
-  <documentManagement>
-    <lcf76f155ced4ddcb4097134ff3c332f xmlns="de1ba629-2ef5-49ac-9285-140fa60976af">
-      <Terms xmlns="http://schemas.microsoft.com/office/infopath/2007/PartnerControls"/>
-    </lcf76f155ced4ddcb4097134ff3c332f>
-    <TaxCatchAll xmlns="4d7fb8f6-9384-49ba-9078-0024065d699e" xsi:nil="true"/>
-  </documentManagement>
-</p:properties>
-</file>
-
 <file path=customXml/item4.xml><?xml version="1.0" encoding="utf-8"?>
 <b:Sources xmlns:b="http://schemas.openxmlformats.org/officeDocument/2006/bibliography" xmlns="http://schemas.openxmlformats.org/officeDocument/2006/bibliography" SelectedStyle="\APASixthEditionOfficeOnline.xsl" StyleName="APA" Version="6"/>
 </file>
 
 <file path=customXml/itemProps1.xml><?xml version="1.0" encoding="utf-8"?>
+<ds:datastoreItem xmlns:ds="http://schemas.openxmlformats.org/officeDocument/2006/customXml" ds:itemID="{E4F6CEDD-CB58-4C0A-A840-73050D19179E}">
+  <ds:schemaRefs>
+    <ds:schemaRef ds:uri="http://schemas.microsoft.com/office/2006/metadata/properties"/>
+    <ds:schemaRef ds:uri="http://schemas.microsoft.com/office/infopath/2007/PartnerControls"/>
+    <ds:schemaRef ds:uri="de1ba629-2ef5-49ac-9285-140fa60976af"/>
+    <ds:schemaRef ds:uri="4d7fb8f6-9384-49ba-9078-0024065d699e"/>
+  </ds:schemaRefs>
+</ds:datastoreItem>
+</file>
+
+<file path=customXml/itemProps2.xml><?xml version="1.0" encoding="utf-8"?>
+<ds:datastoreItem xmlns:ds="http://schemas.openxmlformats.org/officeDocument/2006/customXml" ds:itemID="{DD5A6101-CB95-4380-8A32-3215FED69EE2}">
+  <ds:schemaRefs>
+    <ds:schemaRef ds:uri="http://schemas.microsoft.com/sharepoint/v3/contenttype/forms"/>
+  </ds:schemaRefs>
+</ds:datastoreItem>
+</file>
+
+<file path=customXml/itemProps3.xml><?xml version="1.0" encoding="utf-8"?>
 <ds:datastoreItem xmlns:ds="http://schemas.openxmlformats.org/officeDocument/2006/customXml" ds:itemID="{856C8B08-B85F-4B5F-9F4D-CA1DFC5065E9}">
   <ds:schemaRefs>
     <ds:schemaRef ds:uri="http://schemas.microsoft.com/office/2006/metadata/contentType"/>
@@ -15341,27 +15317,8 @@
 </ds:datastoreItem>
 </file>
 
-<file path=customXml/itemProps2.xml><?xml version="1.0" encoding="utf-8"?>
-<ds:datastoreItem xmlns:ds="http://schemas.openxmlformats.org/officeDocument/2006/customXml" ds:itemID="{DD5A6101-CB95-4380-8A32-3215FED69EE2}">
-  <ds:schemaRefs>
-    <ds:schemaRef ds:uri="http://schemas.microsoft.com/sharepoint/v3/contenttype/forms"/>
-  </ds:schemaRefs>
-</ds:datastoreItem>
-</file>
-
-<file path=customXml/itemProps3.xml><?xml version="1.0" encoding="utf-8"?>
-<ds:datastoreItem xmlns:ds="http://schemas.openxmlformats.org/officeDocument/2006/customXml" ds:itemID="{E4F6CEDD-CB58-4C0A-A840-73050D19179E}">
-  <ds:schemaRefs>
-    <ds:schemaRef ds:uri="http://schemas.microsoft.com/office/2006/metadata/properties"/>
-    <ds:schemaRef ds:uri="http://schemas.microsoft.com/office/infopath/2007/PartnerControls"/>
-    <ds:schemaRef ds:uri="de1ba629-2ef5-49ac-9285-140fa60976af"/>
-    <ds:schemaRef ds:uri="4d7fb8f6-9384-49ba-9078-0024065d699e"/>
-  </ds:schemaRefs>
-</ds:datastoreItem>
-</file>
-
 <file path=customXml/itemProps4.xml><?xml version="1.0" encoding="utf-8"?>
-<ds:datastoreItem xmlns:ds="http://schemas.openxmlformats.org/officeDocument/2006/customXml" ds:itemID="{96668628-B082-4BF1-A2B0-FF05853E8137}">
+<ds:datastoreItem xmlns:ds="http://schemas.openxmlformats.org/officeDocument/2006/customXml" ds:itemID="{66649209-8B8A-4862-8FB0-9AB0AE936B67}">
   <ds:schemaRefs>
     <ds:schemaRef ds:uri="http://schemas.openxmlformats.org/officeDocument/2006/bibliography"/>
   </ds:schemaRefs>
